--- a/public/template_a.docx
+++ b/public/template_a.docx
@@ -65,7 +65,13 @@
         <w:gridCol w:w="100"/>
       </w:tblGrid>
       <w:tr>
-        <w:tc>
+        <w:trPr>
+          <w:tblHeader/>
+        </w:trPr>
+        <w:tc>
+          <w:tcPr>
+            <w:tcW w:type="pct" w:w="5%"/>
+          </w:tcPr>
           <w:p>
             <w:r>
               <w:rPr>
@@ -77,6 +83,9 @@
           </w:p>
         </w:tc>
         <w:tc>
+          <w:tcPr>
+            <w:tcW w:type="pct" w:w="50%"/>
+          </w:tcPr>
           <w:p>
             <w:r>
               <w:rPr>
@@ -88,6 +97,9 @@
           </w:p>
         </w:tc>
         <w:tc>
+          <w:tcPr>
+            <w:tcW w:type="pct" w:w="10%"/>
+          </w:tcPr>
           <w:p>
             <w:r>
               <w:rPr>
@@ -99,6 +111,9 @@
           </w:p>
         </w:tc>
         <w:tc>
+          <w:tcPr>
+            <w:tcW w:type="pct" w:w="35%"/>
+          </w:tcPr>
           <w:p>
             <w:r>
               <w:rPr>
@@ -112,6 +127,9 @@
       </w:tr>
       <w:tr>
         <w:tc>
+          <w:tcPr>
+            <w:tcW w:type="pct" w:w="5%"/>
+          </w:tcPr>
           <w:p>
             <w:r>
               <w:rPr>
@@ -123,6 +141,9 @@
           </w:p>
         </w:tc>
         <w:tc>
+          <w:tcPr>
+            <w:tcW w:type="pct" w:w="50%"/>
+          </w:tcPr>
           <w:p>
             <w:r>
               <w:rPr>
@@ -134,6 +155,9 @@
           </w:p>
         </w:tc>
         <w:tc>
+          <w:tcPr>
+            <w:tcW w:type="pct" w:w="10%"/>
+          </w:tcPr>
           <w:p>
             <w:r>
               <w:rPr>
@@ -145,6 +169,9 @@
           </w:p>
         </w:tc>
         <w:tc>
+          <w:tcPr>
+            <w:tcW w:type="pct" w:w="35%"/>
+          </w:tcPr>
           <w:p>
             <w:r>
               <w:rPr>
